--- a/Post Creation.docx
+++ b/Post Creation.docx
@@ -41,7 +41,7 @@
           <w:pgNumType w:start="1"/>
         </w:sectPr>
       </w:pPr>
-      <w:bookmarkStart w:colFirst="0" w:colLast="0" w:name="_4r0q0ku9pyfg" w:id="0"/>
+      <w:bookmarkStart w:colFirst="0" w:colLast="0" w:name="_oki09kvi2csr" w:id="0"/>
       <w:bookmarkEnd w:id="0"/>
       <w:r>
         <w:rPr>
@@ -287,7 +287,7 @@
           <wp:inline distB="114300" distT="114300" distL="114300" distR="114300">
             <wp:extent cx="5731200" cy="3403600"/>
             <wp:effectExtent b="0" l="0" r="0" t="0"/>
-            <wp:docPr id="2" name="image3.png"/>
+            <wp:docPr id="1" name="image3.png"/>
             <a:graphic>
               <a:graphicData uri="http://schemas.openxmlformats.org/drawingml/2006/picture">
                 <pic:pic>
@@ -523,7 +523,7 @@
           <wp:inline distB="114300" distT="114300" distL="114300" distR="114300">
             <wp:extent cx="5162550" cy="5229225"/>
             <wp:effectExtent b="0" l="0" r="0" t="0"/>
-            <wp:docPr id="1" name="image2.png"/>
+            <wp:docPr id="2" name="image2.png"/>
             <a:graphic>
               <a:graphicData uri="http://schemas.openxmlformats.org/drawingml/2006/picture">
                 <pic:pic>
